--- a/schedule.docx
+++ b/schedule.docx
@@ -51,12 +51,12 @@
         <w:tblLook w:firstRow="1" w:lastRow="0" w:firstColumn="0" w:lastColumn="0" w:noHBand="0" w:noVBand="0" w:val="0020"/>
       </w:tblPr>
       <w:tblGrid>
-        <w:gridCol w:w="256"/>
-        <w:gridCol w:w="1737"/>
-        <w:gridCol w:w="1367"/>
-        <w:gridCol w:w="1111"/>
-        <w:gridCol w:w="2051"/>
-        <w:gridCol w:w="1395"/>
+        <w:gridCol w:w="275"/>
+        <w:gridCol w:w="1284"/>
+        <w:gridCol w:w="1467"/>
+        <w:gridCol w:w="1192"/>
+        <w:gridCol w:w="2201"/>
+        <w:gridCol w:w="1498"/>
       </w:tblGrid>
       <w:tr>
         <w:trPr>
@@ -916,7 +916,7 @@
               <w:jc w:val="left"/>
             </w:pPr>
             <w:r>
-              <w:t xml:space="preserve">Demo/activity: multilevel models</w:t>
+              <w:t xml:space="preserve">Demo/activity: multilevel models in R</w:t>
             </w:r>
           </w:p>
         </w:tc>
@@ -995,7 +995,7 @@
               <w:jc w:val="left"/>
             </w:pPr>
             <w:r>
-              <w:t xml:space="preserve">Group meetings: final projects</w:t>
+              <w:t xml:space="preserve">Demo/activity: multilevel models in stan</w:t>
             </w:r>
           </w:p>
         </w:tc>
@@ -1141,7 +1141,7 @@
               <w:jc w:val="left"/>
             </w:pPr>
             <w:r>
-              <w:t xml:space="preserve">Demo/activity: Spatial models in INLA</w:t>
+              <w:t xml:space="preserve">Demo/activity: Spatial models (INLA?)</w:t>
             </w:r>
           </w:p>
         </w:tc>
@@ -1211,13 +1211,7 @@
               <w:jc w:val="left"/>
             </w:pPr>
             <w:r>
-              <w:t xml:space="preserve">Demo/activity: time-series model in</w:t>
-            </w:r>
-            <w:r>
-              <w:t xml:space="preserve"> </w:t>
-            </w:r>
-            <w:r>
-              <w:t xml:space="preserve">‘stan’</w:t>
+              <w:t xml:space="preserve">Demo/activity: time-series model</w:t>
             </w:r>
           </w:p>
         </w:tc>
@@ -1341,7 +1335,7 @@
               <w:jc w:val="left"/>
             </w:pPr>
             <w:r>
-              <w:t xml:space="preserve">NA (classes over- project write-ups due by midnight Dec. 15)</w:t>
+              <w:t xml:space="preserve">Project write-ups due by midnight Dec. 15</w:t>
             </w:r>
           </w:p>
         </w:tc>
